--- a/SCTEMP/Soccer/SoccerMain/template_front.docx
+++ b/SCTEMP/Soccer/SoccerMain/template_front.docx
@@ -61,7 +61,17 @@
                 <w:sz w:val="28"/>
                 <w:szCs w:val="28"/>
               </w:rPr>
-              <w:t xml:space="preserve">2025 Soccer Youth League </w:t>
+              <w:t>2026</w:t>
+            </w:r>
+            <w:r>
+              <w:rPr>
+                <w:rFonts w:ascii="Rockwell" w:eastAsia="Times New Roman" w:hAnsi="Rockwell" w:cs="Arial"/>
+                <w:b/>
+                <w:bCs/>
+                <w:sz w:val="28"/>
+                <w:szCs w:val="28"/>
+              </w:rPr>
+              <w:t xml:space="preserve"> Soccer Youth League </w:t>
             </w:r>
           </w:p>
         </w:tc>
@@ -1215,8 +1225,6 @@
                 <w:szCs w:val="20"/>
               </w:rPr>
             </w:pPr>
-            <w:bookmarkStart w:id="0" w:name="_GoBack"/>
-            <w:bookmarkEnd w:id="0"/>
           </w:p>
         </w:tc>
         <w:tc>
@@ -1532,7 +1540,17 @@
                 <w:sz w:val="28"/>
                 <w:szCs w:val="28"/>
               </w:rPr>
-              <w:t xml:space="preserve">2025 Soccer Youth League </w:t>
+              <w:t>2026</w:t>
+            </w:r>
+            <w:r>
+              <w:rPr>
+                <w:rFonts w:ascii="Rockwell" w:eastAsia="Times New Roman" w:hAnsi="Rockwell" w:cs="Arial"/>
+                <w:b/>
+                <w:bCs/>
+                <w:sz w:val="28"/>
+                <w:szCs w:val="28"/>
+              </w:rPr>
+              <w:t xml:space="preserve"> Soccer Youth League </w:t>
             </w:r>
           </w:p>
         </w:tc>
@@ -2538,7 +2556,17 @@
                 <w:sz w:val="28"/>
                 <w:szCs w:val="28"/>
               </w:rPr>
-              <w:t xml:space="preserve">2025 Soccer Youth League </w:t>
+              <w:t>2026</w:t>
+            </w:r>
+            <w:r>
+              <w:rPr>
+                <w:rFonts w:ascii="Rockwell" w:eastAsia="Times New Roman" w:hAnsi="Rockwell" w:cs="Arial"/>
+                <w:b/>
+                <w:bCs/>
+                <w:sz w:val="28"/>
+                <w:szCs w:val="28"/>
+              </w:rPr>
+              <w:t xml:space="preserve"> Soccer Youth League </w:t>
             </w:r>
           </w:p>
         </w:tc>
@@ -3531,7 +3559,19 @@
                 <w:sz w:val="28"/>
                 <w:szCs w:val="28"/>
               </w:rPr>
-              <w:t>2025 Soccer Youth League</w:t>
+              <w:t>2026</w:t>
+            </w:r>
+            <w:bookmarkStart w:id="0" w:name="_GoBack"/>
+            <w:bookmarkEnd w:id="0"/>
+            <w:r>
+              <w:rPr>
+                <w:rFonts w:ascii="Rockwell" w:eastAsia="Times New Roman" w:hAnsi="Rockwell" w:cs="Arial"/>
+                <w:b/>
+                <w:bCs/>
+                <w:sz w:val="28"/>
+                <w:szCs w:val="28"/>
+              </w:rPr>
+              <w:t xml:space="preserve"> Soccer Youth League</w:t>
             </w:r>
           </w:p>
         </w:tc>
